--- a/docs/handover/word/EMHIP-06-Deployment-and-Operations-Runbook.docx
+++ b/docs/handover/word/EMHIP-06-Deployment-and-Operations-Runbook.docx
@@ -74,7 +74,7 @@
           <w:color w:val="6E6E6E"/>
           <w:sz w:val="22"/>
         </w:rPr>
-        <w:t>Version 1.0</w:t>
+        <w:t>Version 1.1</w:t>
       </w:r>
     </w:p>
     <w:p>
@@ -86,7 +86,7 @@
           <w:color w:val="6E6E6E"/>
           <w:sz w:val="22"/>
         </w:rPr>
-        <w:t>30 September 2026</w:t>
+        <w:t>7 October 2026</w:t>
       </w:r>
     </w:p>
     <w:p>
@@ -8646,7 +8646,7 @@
       </w:r>
       <w:r>
         <w:rPr/>
-        <w:t>Raise a test urgent flag on a test guest, or check the workers log for 401 errors after the next escalation.</w:t>
+        <w:t>Raise a test urgent case on a test guest, or check the workers log for 401 errors after the next escalation.</w:t>
       </w:r>
     </w:p>
     <w:p>
